--- a/Buoi4_Docker/Tuan4_docker.docx
+++ b/Buoi4_Docker/Tuan4_docker.docx
@@ -1,6 +1,6 @@
 
 <file path=word/document.xml><?xml version="1.0" encoding="utf-8"?>
-<w:document xmlns:wpc="http://schemas.microsoft.com/office/word/2010/wordprocessingCanvas" xmlns:mc="http://schemas.openxmlformats.org/markup-compatibility/2006" xmlns:o="urn:schemas-microsoft-com:office:office" xmlns:r="http://schemas.openxmlformats.org/officeDocument/2006/relationships" xmlns:m="http://schemas.openxmlformats.org/officeDocument/2006/math" xmlns:v="urn:schemas-microsoft-com:vml" xmlns:wp14="http://schemas.microsoft.com/office/word/2010/wordprocessingDrawing" xmlns:wp="http://schemas.openxmlformats.org/drawingml/2006/wordprocessingDrawing" xmlns:w10="urn:schemas-microsoft-com:office:word" xmlns:w="http://schemas.openxmlformats.org/wordprocessingml/2006/main" xmlns:w14="http://schemas.microsoft.com/office/word/2010/wordml" xmlns:w15="http://schemas.microsoft.com/office/word/2012/wordml" xmlns:wpg="http://schemas.microsoft.com/office/word/2010/wordprocessingGroup" xmlns:wpi="http://schemas.microsoft.com/office/word/2010/wordprocessingInk" xmlns:wne="http://schemas.microsoft.com/office/word/2006/wordml" xmlns:wps="http://schemas.microsoft.com/office/word/2010/wordprocessingShape" mc:Ignorable="w14 w15 wp14">
+<w:document xmlns:wpc="http://schemas.microsoft.com/office/word/2010/wordprocessingCanvas" xmlns:cx="http://schemas.microsoft.com/office/drawing/2014/chartex" xmlns:cx1="http://schemas.microsoft.com/office/drawing/2015/9/8/chartex" xmlns:cx2="http://schemas.microsoft.com/office/drawing/2015/10/21/chartex" xmlns:cx3="http://schemas.microsoft.com/office/drawing/2016/5/9/chartex" xmlns:cx4="http://schemas.microsoft.com/office/drawing/2016/5/10/chartex" xmlns:cx5="http://schemas.microsoft.com/office/drawing/2016/5/11/chartex" xmlns:cx6="http://schemas.microsoft.com/office/drawing/2016/5/12/chartex" xmlns:cx7="http://schemas.microsoft.com/office/drawing/2016/5/13/chartex" xmlns:cx8="http://schemas.microsoft.com/office/drawing/2016/5/14/chartex" xmlns:mc="http://schemas.openxmlformats.org/markup-compatibility/2006" xmlns:aink="http://schemas.microsoft.com/office/drawing/2016/ink" xmlns:am3d="http://schemas.microsoft.com/office/drawing/2017/model3d" xmlns:o="urn:schemas-microsoft-com:office:office" xmlns:oel="http://schemas.microsoft.com/office/2019/extlst" xmlns:r="http://schemas.openxmlformats.org/officeDocument/2006/relationships" xmlns:m="http://schemas.openxmlformats.org/officeDocument/2006/math" xmlns:v="urn:schemas-microsoft-com:vml" xmlns:wp14="http://schemas.microsoft.com/office/word/2010/wordprocessingDrawing" xmlns:wp="http://schemas.openxmlformats.org/drawingml/2006/wordprocessingDrawing" xmlns:w10="urn:schemas-microsoft-com:office:word" xmlns:w="http://schemas.openxmlformats.org/wordprocessingml/2006/main" xmlns:w14="http://schemas.microsoft.com/office/word/2010/wordml" xmlns:w15="http://schemas.microsoft.com/office/word/2012/wordml" xmlns:w16cex="http://schemas.microsoft.com/office/word/2018/wordml/cex" xmlns:w16cid="http://schemas.microsoft.com/office/word/2016/wordml/cid" xmlns:w16="http://schemas.microsoft.com/office/word/2018/wordml" xmlns:w16du="http://schemas.microsoft.com/office/word/2023/wordml/word16du" xmlns:w16sdtdh="http://schemas.microsoft.com/office/word/2020/wordml/sdtdatahash" xmlns:w16sdtfl="http://schemas.microsoft.com/office/word/2024/wordml/sdtformatlock" xmlns:w16se="http://schemas.microsoft.com/office/word/2015/wordml/symex" xmlns:wpg="http://schemas.microsoft.com/office/word/2010/wordprocessingGroup" xmlns:wpi="http://schemas.microsoft.com/office/word/2010/wordprocessingInk" xmlns:wne="http://schemas.microsoft.com/office/word/2006/wordml" xmlns:wps="http://schemas.microsoft.com/office/word/2010/wordprocessingShape" mc:Ignorable="w14 w15 w16se w16cid w16 w16cex w16sdtdh w16sdtfl w16du wp14">
   <w:body>
     <w:tbl>
       <w:tblPr>
@@ -59,7 +59,139 @@
                 <w:sz w:val="24"/>
                 <w:szCs w:val="24"/>
               </w:rPr>
-              <w:t>Các lệnh cơ bản thao tác với Docker</w:t>
+              <w:t xml:space="preserve">Các </w:t>
+            </w:r>
+            <w:proofErr w:type="spellStart"/>
+            <w:r>
+              <w:rPr>
+                <w:rFonts w:ascii="Arial" w:eastAsia="Times New Roman" w:hAnsi="Arial" w:cs="Arial"/>
+                <w:b/>
+                <w:bCs/>
+                <w:sz w:val="24"/>
+                <w:szCs w:val="24"/>
+              </w:rPr>
+              <w:t>lệnh</w:t>
+            </w:r>
+            <w:proofErr w:type="spellEnd"/>
+            <w:r>
+              <w:rPr>
+                <w:rFonts w:ascii="Arial" w:eastAsia="Times New Roman" w:hAnsi="Arial" w:cs="Arial"/>
+                <w:b/>
+                <w:bCs/>
+                <w:sz w:val="24"/>
+                <w:szCs w:val="24"/>
+              </w:rPr>
+              <w:t xml:space="preserve"> </w:t>
+            </w:r>
+            <w:proofErr w:type="spellStart"/>
+            <w:r>
+              <w:rPr>
+                <w:rFonts w:ascii="Arial" w:eastAsia="Times New Roman" w:hAnsi="Arial" w:cs="Arial"/>
+                <w:b/>
+                <w:bCs/>
+                <w:sz w:val="24"/>
+                <w:szCs w:val="24"/>
+              </w:rPr>
+              <w:t>cơ</w:t>
+            </w:r>
+            <w:proofErr w:type="spellEnd"/>
+            <w:r>
+              <w:rPr>
+                <w:rFonts w:ascii="Arial" w:eastAsia="Times New Roman" w:hAnsi="Arial" w:cs="Arial"/>
+                <w:b/>
+                <w:bCs/>
+                <w:sz w:val="24"/>
+                <w:szCs w:val="24"/>
+              </w:rPr>
+              <w:t xml:space="preserve"> </w:t>
+            </w:r>
+            <w:proofErr w:type="spellStart"/>
+            <w:r>
+              <w:rPr>
+                <w:rFonts w:ascii="Arial" w:eastAsia="Times New Roman" w:hAnsi="Arial" w:cs="Arial"/>
+                <w:b/>
+                <w:bCs/>
+                <w:sz w:val="24"/>
+                <w:szCs w:val="24"/>
+              </w:rPr>
+              <w:t>bản</w:t>
+            </w:r>
+            <w:proofErr w:type="spellEnd"/>
+            <w:r>
+              <w:rPr>
+                <w:rFonts w:ascii="Arial" w:eastAsia="Times New Roman" w:hAnsi="Arial" w:cs="Arial"/>
+                <w:b/>
+                <w:bCs/>
+                <w:sz w:val="24"/>
+                <w:szCs w:val="24"/>
+              </w:rPr>
+              <w:t xml:space="preserve"> </w:t>
+            </w:r>
+            <w:proofErr w:type="spellStart"/>
+            <w:r>
+              <w:rPr>
+                <w:rFonts w:ascii="Arial" w:eastAsia="Times New Roman" w:hAnsi="Arial" w:cs="Arial"/>
+                <w:b/>
+                <w:bCs/>
+                <w:sz w:val="24"/>
+                <w:szCs w:val="24"/>
+              </w:rPr>
+              <w:t>thao</w:t>
+            </w:r>
+            <w:proofErr w:type="spellEnd"/>
+            <w:r>
+              <w:rPr>
+                <w:rFonts w:ascii="Arial" w:eastAsia="Times New Roman" w:hAnsi="Arial" w:cs="Arial"/>
+                <w:b/>
+                <w:bCs/>
+                <w:sz w:val="24"/>
+                <w:szCs w:val="24"/>
+              </w:rPr>
+              <w:t xml:space="preserve"> </w:t>
+            </w:r>
+            <w:proofErr w:type="spellStart"/>
+            <w:r>
+              <w:rPr>
+                <w:rFonts w:ascii="Arial" w:eastAsia="Times New Roman" w:hAnsi="Arial" w:cs="Arial"/>
+                <w:b/>
+                <w:bCs/>
+                <w:sz w:val="24"/>
+                <w:szCs w:val="24"/>
+              </w:rPr>
+              <w:t>tác</w:t>
+            </w:r>
+            <w:proofErr w:type="spellEnd"/>
+            <w:r>
+              <w:rPr>
+                <w:rFonts w:ascii="Arial" w:eastAsia="Times New Roman" w:hAnsi="Arial" w:cs="Arial"/>
+                <w:b/>
+                <w:bCs/>
+                <w:sz w:val="24"/>
+                <w:szCs w:val="24"/>
+              </w:rPr>
+              <w:t xml:space="preserve"> </w:t>
+            </w:r>
+            <w:proofErr w:type="spellStart"/>
+            <w:r>
+              <w:rPr>
+                <w:rFonts w:ascii="Arial" w:eastAsia="Times New Roman" w:hAnsi="Arial" w:cs="Arial"/>
+                <w:b/>
+                <w:bCs/>
+                <w:sz w:val="24"/>
+                <w:szCs w:val="24"/>
+              </w:rPr>
+              <w:t>với</w:t>
+            </w:r>
+            <w:proofErr w:type="spellEnd"/>
+            <w:r>
+              <w:rPr>
+                <w:rFonts w:ascii="Arial" w:eastAsia="Times New Roman" w:hAnsi="Arial" w:cs="Arial"/>
+                <w:b/>
+                <w:bCs/>
+                <w:sz w:val="24"/>
+                <w:szCs w:val="24"/>
+              </w:rPr>
+              <w:t xml:space="preserve"> Docker</w:t>
             </w:r>
           </w:p>
         </w:tc>
@@ -170,6 +302,7 @@
             <w:r>
               <w:rPr>
                 <w:rFonts w:ascii="Arial" w:eastAsia="Times New Roman" w:hAnsi="Arial" w:cs="Arial"/>
+                <w:noProof/>
                 <w:sz w:val="24"/>
                 <w:szCs w:val="24"/>
               </w:rPr>
@@ -331,6 +464,7 @@
             <w:r>
               <w:rPr>
                 <w:rFonts w:ascii="Arial" w:eastAsia="Times New Roman" w:hAnsi="Arial" w:cs="Arial"/>
+                <w:noProof/>
                 <w:sz w:val="24"/>
                 <w:szCs w:val="24"/>
               </w:rPr>
@@ -492,6 +626,7 @@
             <w:r>
               <w:rPr>
                 <w:rFonts w:ascii="Arial" w:eastAsia="Times New Roman" w:hAnsi="Arial" w:cs="Arial"/>
+                <w:noProof/>
                 <w:sz w:val="24"/>
                 <w:szCs w:val="24"/>
               </w:rPr>
@@ -653,6 +788,7 @@
             <w:r>
               <w:rPr>
                 <w:rFonts w:ascii="Arial" w:eastAsia="Times New Roman" w:hAnsi="Arial" w:cs="Arial"/>
+                <w:noProof/>
                 <w:sz w:val="24"/>
                 <w:szCs w:val="24"/>
               </w:rPr>
@@ -815,6 +951,7 @@
             <w:r>
               <w:rPr>
                 <w:rFonts w:ascii="Arial" w:eastAsia="Times New Roman" w:hAnsi="Arial" w:cs="Arial"/>
+                <w:noProof/>
                 <w:sz w:val="24"/>
                 <w:szCs w:val="24"/>
               </w:rPr>
@@ -961,21 +1098,32 @@
                 <w:sz w:val="24"/>
                 <w:szCs w:val="24"/>
               </w:rPr>
-              <w:t>docker ps</w:t>
-            </w:r>
-          </w:p>
-          <w:p>
-            <w:pPr>
-              <w:spacing w:after="0" w:line="240" w:lineRule="auto"/>
-              <w:rPr>
-                <w:rFonts w:ascii="Arial" w:eastAsia="Times New Roman" w:hAnsi="Arial" w:cs="Arial"/>
-                <w:sz w:val="24"/>
-                <w:szCs w:val="24"/>
-              </w:rPr>
-            </w:pPr>
-            <w:r>
-              <w:rPr>
-                <w:rFonts w:ascii="Arial" w:eastAsia="Times New Roman" w:hAnsi="Arial" w:cs="Arial"/>
+              <w:t xml:space="preserve">docker </w:t>
+            </w:r>
+            <w:proofErr w:type="spellStart"/>
+            <w:r>
+              <w:rPr>
+                <w:rFonts w:ascii="Arial" w:eastAsia="Times New Roman" w:hAnsi="Arial" w:cs="Arial"/>
+                <w:sz w:val="24"/>
+                <w:szCs w:val="24"/>
+              </w:rPr>
+              <w:t>ps</w:t>
+            </w:r>
+            <w:proofErr w:type="spellEnd"/>
+          </w:p>
+          <w:p>
+            <w:pPr>
+              <w:spacing w:after="0" w:line="240" w:lineRule="auto"/>
+              <w:rPr>
+                <w:rFonts w:ascii="Arial" w:eastAsia="Times New Roman" w:hAnsi="Arial" w:cs="Arial"/>
+                <w:sz w:val="24"/>
+                <w:szCs w:val="24"/>
+              </w:rPr>
+            </w:pPr>
+            <w:r>
+              <w:rPr>
+                <w:rFonts w:ascii="Arial" w:eastAsia="Times New Roman" w:hAnsi="Arial" w:cs="Arial"/>
+                <w:noProof/>
                 <w:sz w:val="24"/>
                 <w:szCs w:val="24"/>
               </w:rPr>
@@ -1122,7 +1270,25 @@
                 <w:sz w:val="24"/>
                 <w:szCs w:val="24"/>
               </w:rPr>
-              <w:t xml:space="preserve">docker ps </w:t>
+              <w:t xml:space="preserve">docker </w:t>
+            </w:r>
+            <w:proofErr w:type="spellStart"/>
+            <w:r>
+              <w:rPr>
+                <w:rFonts w:ascii="Arial" w:eastAsia="Times New Roman" w:hAnsi="Arial" w:cs="Arial"/>
+                <w:sz w:val="24"/>
+                <w:szCs w:val="24"/>
+              </w:rPr>
+              <w:t>ps</w:t>
+            </w:r>
+            <w:proofErr w:type="spellEnd"/>
+            <w:r>
+              <w:rPr>
+                <w:rFonts w:ascii="Arial" w:eastAsia="Times New Roman" w:hAnsi="Arial" w:cs="Arial"/>
+                <w:sz w:val="24"/>
+                <w:szCs w:val="24"/>
+              </w:rPr>
+              <w:t xml:space="preserve"> </w:t>
             </w:r>
             <w:r>
               <w:rPr>
@@ -1153,6 +1319,7 @@
             <w:r>
               <w:rPr>
                 <w:rFonts w:ascii="Arial" w:eastAsia="Times New Roman" w:hAnsi="Arial" w:cs="Arial"/>
+                <w:noProof/>
                 <w:sz w:val="24"/>
                 <w:szCs w:val="24"/>
               </w:rPr>
@@ -1299,21 +1466,40 @@
                 <w:sz w:val="24"/>
                 <w:szCs w:val="24"/>
               </w:rPr>
-              <w:t>docker logs &lt;container_id&gt;</w:t>
-            </w:r>
-          </w:p>
-          <w:p>
-            <w:pPr>
-              <w:spacing w:after="0" w:line="240" w:lineRule="auto"/>
-              <w:rPr>
-                <w:rFonts w:ascii="Arial" w:eastAsia="Times New Roman" w:hAnsi="Arial" w:cs="Arial"/>
-                <w:sz w:val="24"/>
-                <w:szCs w:val="24"/>
-              </w:rPr>
-            </w:pPr>
-            <w:r>
-              <w:rPr>
-                <w:rFonts w:ascii="Arial" w:eastAsia="Times New Roman" w:hAnsi="Arial" w:cs="Arial"/>
+              <w:t>docker logs &lt;</w:t>
+            </w:r>
+            <w:proofErr w:type="spellStart"/>
+            <w:r>
+              <w:rPr>
+                <w:rFonts w:ascii="Arial" w:eastAsia="Times New Roman" w:hAnsi="Arial" w:cs="Arial"/>
+                <w:sz w:val="24"/>
+                <w:szCs w:val="24"/>
+              </w:rPr>
+              <w:t>container_id</w:t>
+            </w:r>
+            <w:proofErr w:type="spellEnd"/>
+            <w:r>
+              <w:rPr>
+                <w:rFonts w:ascii="Arial" w:eastAsia="Times New Roman" w:hAnsi="Arial" w:cs="Arial"/>
+                <w:sz w:val="24"/>
+                <w:szCs w:val="24"/>
+              </w:rPr>
+              <w:t>&gt;</w:t>
+            </w:r>
+          </w:p>
+          <w:p>
+            <w:pPr>
+              <w:spacing w:after="0" w:line="240" w:lineRule="auto"/>
+              <w:rPr>
+                <w:rFonts w:ascii="Arial" w:eastAsia="Times New Roman" w:hAnsi="Arial" w:cs="Arial"/>
+                <w:sz w:val="24"/>
+                <w:szCs w:val="24"/>
+              </w:rPr>
+            </w:pPr>
+            <w:r>
+              <w:rPr>
+                <w:rFonts w:ascii="Arial" w:eastAsia="Times New Roman" w:hAnsi="Arial" w:cs="Arial"/>
+                <w:noProof/>
                 <w:sz w:val="24"/>
                 <w:szCs w:val="24"/>
               </w:rPr>
@@ -1460,21 +1646,50 @@
                 <w:sz w:val="24"/>
                 <w:szCs w:val="24"/>
               </w:rPr>
-              <w:t>docker exec -it &lt;container_id&gt; /bin/sh</w:t>
-            </w:r>
-          </w:p>
-          <w:p>
-            <w:pPr>
-              <w:spacing w:after="0" w:line="240" w:lineRule="auto"/>
-              <w:rPr>
-                <w:rFonts w:ascii="Arial" w:eastAsia="Times New Roman" w:hAnsi="Arial" w:cs="Arial"/>
-                <w:sz w:val="24"/>
-                <w:szCs w:val="24"/>
-              </w:rPr>
-            </w:pPr>
-            <w:r>
-              <w:rPr>
-                <w:rFonts w:ascii="Arial" w:eastAsia="Times New Roman" w:hAnsi="Arial" w:cs="Arial"/>
+              <w:t>docker exec -it &lt;</w:t>
+            </w:r>
+            <w:proofErr w:type="spellStart"/>
+            <w:r>
+              <w:rPr>
+                <w:rFonts w:ascii="Arial" w:eastAsia="Times New Roman" w:hAnsi="Arial" w:cs="Arial"/>
+                <w:sz w:val="24"/>
+                <w:szCs w:val="24"/>
+              </w:rPr>
+              <w:t>container_id</w:t>
+            </w:r>
+            <w:proofErr w:type="spellEnd"/>
+            <w:r>
+              <w:rPr>
+                <w:rFonts w:ascii="Arial" w:eastAsia="Times New Roman" w:hAnsi="Arial" w:cs="Arial"/>
+                <w:sz w:val="24"/>
+                <w:szCs w:val="24"/>
+              </w:rPr>
+              <w:t>&gt; /bin/</w:t>
+            </w:r>
+            <w:proofErr w:type="spellStart"/>
+            <w:r>
+              <w:rPr>
+                <w:rFonts w:ascii="Arial" w:eastAsia="Times New Roman" w:hAnsi="Arial" w:cs="Arial"/>
+                <w:sz w:val="24"/>
+                <w:szCs w:val="24"/>
+              </w:rPr>
+              <w:t>sh</w:t>
+            </w:r>
+            <w:proofErr w:type="spellEnd"/>
+          </w:p>
+          <w:p>
+            <w:pPr>
+              <w:spacing w:after="0" w:line="240" w:lineRule="auto"/>
+              <w:rPr>
+                <w:rFonts w:ascii="Arial" w:eastAsia="Times New Roman" w:hAnsi="Arial" w:cs="Arial"/>
+                <w:sz w:val="24"/>
+                <w:szCs w:val="24"/>
+              </w:rPr>
+            </w:pPr>
+            <w:r>
+              <w:rPr>
+                <w:rFonts w:ascii="Arial" w:eastAsia="Times New Roman" w:hAnsi="Arial" w:cs="Arial"/>
+                <w:noProof/>
                 <w:sz w:val="24"/>
                 <w:szCs w:val="24"/>
               </w:rPr>
@@ -1615,23 +1830,31 @@
                 <w:szCs w:val="24"/>
               </w:rPr>
             </w:pPr>
-            <w:bookmarkStart w:id="0" w:name="_GoBack"/>
-            <w:r>
-              <w:rPr>
-                <w:rFonts w:ascii="Arial" w:eastAsia="Times New Roman" w:hAnsi="Arial" w:cs="Arial"/>
-                <w:sz w:val="24"/>
-                <w:szCs w:val="24"/>
-              </w:rPr>
-              <w:t xml:space="preserve">docker stop </w:t>
-            </w:r>
-            <w:bookmarkEnd w:id="0"/>
-            <w:r>
-              <w:rPr>
-                <w:rFonts w:ascii="Arial" w:eastAsia="Times New Roman" w:hAnsi="Arial" w:cs="Arial"/>
-                <w:sz w:val="24"/>
-                <w:szCs w:val="24"/>
-              </w:rPr>
-              <w:t>&lt;container_id&gt;</w:t>
+            <w:r>
+              <w:rPr>
+                <w:rFonts w:ascii="Arial" w:eastAsia="Times New Roman" w:hAnsi="Arial" w:cs="Arial"/>
+                <w:sz w:val="24"/>
+                <w:szCs w:val="24"/>
+              </w:rPr>
+              <w:t>docker stop &lt;</w:t>
+            </w:r>
+            <w:proofErr w:type="spellStart"/>
+            <w:r>
+              <w:rPr>
+                <w:rFonts w:ascii="Arial" w:eastAsia="Times New Roman" w:hAnsi="Arial" w:cs="Arial"/>
+                <w:sz w:val="24"/>
+                <w:szCs w:val="24"/>
+              </w:rPr>
+              <w:t>container_id</w:t>
+            </w:r>
+            <w:proofErr w:type="spellEnd"/>
+            <w:r>
+              <w:rPr>
+                <w:rFonts w:ascii="Arial" w:eastAsia="Times New Roman" w:hAnsi="Arial" w:cs="Arial"/>
+                <w:sz w:val="24"/>
+                <w:szCs w:val="24"/>
+              </w:rPr>
+              <w:t>&gt;</w:t>
             </w:r>
           </w:p>
           <w:p>
@@ -1750,7 +1973,25 @@
                 <w:sz w:val="24"/>
                 <w:szCs w:val="24"/>
               </w:rPr>
-              <w:t>docker restart &lt;container_id&gt;</w:t>
+              <w:t>docker restart &lt;</w:t>
+            </w:r>
+            <w:proofErr w:type="spellStart"/>
+            <w:r>
+              <w:rPr>
+                <w:rFonts w:ascii="Arial" w:eastAsia="Times New Roman" w:hAnsi="Arial" w:cs="Arial"/>
+                <w:sz w:val="24"/>
+                <w:szCs w:val="24"/>
+              </w:rPr>
+              <w:t>container_id</w:t>
+            </w:r>
+            <w:proofErr w:type="spellEnd"/>
+            <w:r>
+              <w:rPr>
+                <w:rFonts w:ascii="Arial" w:eastAsia="Times New Roman" w:hAnsi="Arial" w:cs="Arial"/>
+                <w:sz w:val="24"/>
+                <w:szCs w:val="24"/>
+              </w:rPr>
+              <w:t>&gt;</w:t>
             </w:r>
           </w:p>
         </w:tc>
@@ -1822,7 +2063,6 @@
                 <w:sz w:val="24"/>
                 <w:szCs w:val="24"/>
               </w:rPr>
-              <w:lastRenderedPageBreak/>
               <w:t>12</w:t>
             </w:r>
           </w:p>
@@ -1860,7 +2100,25 @@
                 <w:sz w:val="24"/>
                 <w:szCs w:val="24"/>
               </w:rPr>
-              <w:t>docker rm &lt;container_id&gt;</w:t>
+              <w:t>docker rm &lt;</w:t>
+            </w:r>
+            <w:proofErr w:type="spellStart"/>
+            <w:r>
+              <w:rPr>
+                <w:rFonts w:ascii="Arial" w:eastAsia="Times New Roman" w:hAnsi="Arial" w:cs="Arial"/>
+                <w:sz w:val="24"/>
+                <w:szCs w:val="24"/>
+              </w:rPr>
+              <w:t>container_id</w:t>
+            </w:r>
+            <w:proofErr w:type="spellEnd"/>
+            <w:r>
+              <w:rPr>
+                <w:rFonts w:ascii="Arial" w:eastAsia="Times New Roman" w:hAnsi="Arial" w:cs="Arial"/>
+                <w:sz w:val="24"/>
+                <w:szCs w:val="24"/>
+              </w:rPr>
+              <w:t>&gt;</w:t>
             </w:r>
           </w:p>
         </w:tc>
@@ -1932,6 +2190,7 @@
                 <w:sz w:val="24"/>
                 <w:szCs w:val="24"/>
               </w:rPr>
+              <w:lastRenderedPageBreak/>
               <w:t>13</w:t>
             </w:r>
           </w:p>
@@ -2078,7 +2337,43 @@
                 <w:sz w:val="24"/>
                 <w:szCs w:val="24"/>
               </w:rPr>
-              <w:t>docker rmi &lt;image_id&gt;</w:t>
+              <w:t xml:space="preserve">docker </w:t>
+            </w:r>
+            <w:proofErr w:type="spellStart"/>
+            <w:r>
+              <w:rPr>
+                <w:rFonts w:ascii="Arial" w:eastAsia="Times New Roman" w:hAnsi="Arial" w:cs="Arial"/>
+                <w:sz w:val="24"/>
+                <w:szCs w:val="24"/>
+              </w:rPr>
+              <w:t>rmi</w:t>
+            </w:r>
+            <w:proofErr w:type="spellEnd"/>
+            <w:r>
+              <w:rPr>
+                <w:rFonts w:ascii="Arial" w:eastAsia="Times New Roman" w:hAnsi="Arial" w:cs="Arial"/>
+                <w:sz w:val="24"/>
+                <w:szCs w:val="24"/>
+              </w:rPr>
+              <w:t xml:space="preserve"> &lt;</w:t>
+            </w:r>
+            <w:proofErr w:type="spellStart"/>
+            <w:r>
+              <w:rPr>
+                <w:rFonts w:ascii="Arial" w:eastAsia="Times New Roman" w:hAnsi="Arial" w:cs="Arial"/>
+                <w:sz w:val="24"/>
+                <w:szCs w:val="24"/>
+              </w:rPr>
+              <w:t>image_id</w:t>
+            </w:r>
+            <w:proofErr w:type="spellEnd"/>
+            <w:r>
+              <w:rPr>
+                <w:rFonts w:ascii="Arial" w:eastAsia="Times New Roman" w:hAnsi="Arial" w:cs="Arial"/>
+                <w:sz w:val="24"/>
+                <w:szCs w:val="24"/>
+              </w:rPr>
+              <w:t>&gt;</w:t>
             </w:r>
           </w:p>
         </w:tc>
@@ -2405,7 +2700,25 @@
                 <w:sz w:val="24"/>
                 <w:szCs w:val="24"/>
               </w:rPr>
-              <w:t>docker inspect &lt;container_id&gt;</w:t>
+              <w:t>docker inspect &lt;</w:t>
+            </w:r>
+            <w:proofErr w:type="spellStart"/>
+            <w:r>
+              <w:rPr>
+                <w:rFonts w:ascii="Arial" w:eastAsia="Times New Roman" w:hAnsi="Arial" w:cs="Arial"/>
+                <w:sz w:val="24"/>
+                <w:szCs w:val="24"/>
+              </w:rPr>
+              <w:t>container_id</w:t>
+            </w:r>
+            <w:proofErr w:type="spellEnd"/>
+            <w:r>
+              <w:rPr>
+                <w:rFonts w:ascii="Arial" w:eastAsia="Times New Roman" w:hAnsi="Arial" w:cs="Arial"/>
+                <w:sz w:val="24"/>
+                <w:szCs w:val="24"/>
+              </w:rPr>
+              <w:t>&gt;</w:t>
             </w:r>
           </w:p>
         </w:tc>
@@ -2514,7 +2827,25 @@
                 <w:sz w:val="24"/>
                 <w:szCs w:val="24"/>
               </w:rPr>
-              <w:t>docker run -d -v mydata:/data nginx</w:t>
+              <w:t xml:space="preserve">docker run -d -v </w:t>
+            </w:r>
+            <w:proofErr w:type="spellStart"/>
+            <w:r>
+              <w:rPr>
+                <w:rFonts w:ascii="Arial" w:eastAsia="Times New Roman" w:hAnsi="Arial" w:cs="Arial"/>
+                <w:sz w:val="24"/>
+                <w:szCs w:val="24"/>
+              </w:rPr>
+              <w:t>mydata</w:t>
+            </w:r>
+            <w:proofErr w:type="spellEnd"/>
+            <w:r>
+              <w:rPr>
+                <w:rFonts w:ascii="Arial" w:eastAsia="Times New Roman" w:hAnsi="Arial" w:cs="Arial"/>
+                <w:sz w:val="24"/>
+                <w:szCs w:val="24"/>
+              </w:rPr>
+              <w:t>:/data nginx</w:t>
             </w:r>
           </w:p>
         </w:tc>
@@ -2841,7 +3172,25 @@
                 <w:sz w:val="24"/>
                 <w:szCs w:val="24"/>
               </w:rPr>
-              <w:t>docker run -d --name my_nginx nginx</w:t>
+              <w:t xml:space="preserve">docker run -d --name </w:t>
+            </w:r>
+            <w:proofErr w:type="spellStart"/>
+            <w:r>
+              <w:rPr>
+                <w:rFonts w:ascii="Arial" w:eastAsia="Times New Roman" w:hAnsi="Arial" w:cs="Arial"/>
+                <w:sz w:val="24"/>
+                <w:szCs w:val="24"/>
+              </w:rPr>
+              <w:t>my_nginx</w:t>
+            </w:r>
+            <w:proofErr w:type="spellEnd"/>
+            <w:r>
+              <w:rPr>
+                <w:rFonts w:ascii="Arial" w:eastAsia="Times New Roman" w:hAnsi="Arial" w:cs="Arial"/>
+                <w:sz w:val="24"/>
+                <w:szCs w:val="24"/>
+              </w:rPr>
+              <w:t xml:space="preserve"> nginx</w:t>
             </w:r>
           </w:p>
         </w:tc>
@@ -3168,8 +3517,18 @@
                 <w:sz w:val="24"/>
                 <w:szCs w:val="24"/>
               </w:rPr>
-              <w:t>docker network create my_network</w:t>
-            </w:r>
+              <w:t xml:space="preserve">docker network create </w:t>
+            </w:r>
+            <w:proofErr w:type="spellStart"/>
+            <w:r>
+              <w:rPr>
+                <w:rFonts w:ascii="Arial" w:eastAsia="Times New Roman" w:hAnsi="Arial" w:cs="Arial"/>
+                <w:sz w:val="24"/>
+                <w:szCs w:val="24"/>
+              </w:rPr>
+              <w:t>my_network</w:t>
+            </w:r>
+            <w:proofErr w:type="spellEnd"/>
           </w:p>
         </w:tc>
         <w:tc>
@@ -3277,7 +3636,43 @@
                 <w:sz w:val="24"/>
                 <w:szCs w:val="24"/>
               </w:rPr>
-              <w:t>docker run -d --network my_network --name my_container nginx</w:t>
+              <w:t xml:space="preserve">docker run -d --network </w:t>
+            </w:r>
+            <w:proofErr w:type="spellStart"/>
+            <w:r>
+              <w:rPr>
+                <w:rFonts w:ascii="Arial" w:eastAsia="Times New Roman" w:hAnsi="Arial" w:cs="Arial"/>
+                <w:sz w:val="24"/>
+                <w:szCs w:val="24"/>
+              </w:rPr>
+              <w:t>my_network</w:t>
+            </w:r>
+            <w:proofErr w:type="spellEnd"/>
+            <w:r>
+              <w:rPr>
+                <w:rFonts w:ascii="Arial" w:eastAsia="Times New Roman" w:hAnsi="Arial" w:cs="Arial"/>
+                <w:sz w:val="24"/>
+                <w:szCs w:val="24"/>
+              </w:rPr>
+              <w:t xml:space="preserve"> --name </w:t>
+            </w:r>
+            <w:proofErr w:type="spellStart"/>
+            <w:r>
+              <w:rPr>
+                <w:rFonts w:ascii="Arial" w:eastAsia="Times New Roman" w:hAnsi="Arial" w:cs="Arial"/>
+                <w:sz w:val="24"/>
+                <w:szCs w:val="24"/>
+              </w:rPr>
+              <w:t>my_container</w:t>
+            </w:r>
+            <w:proofErr w:type="spellEnd"/>
+            <w:r>
+              <w:rPr>
+                <w:rFonts w:ascii="Arial" w:eastAsia="Times New Roman" w:hAnsi="Arial" w:cs="Arial"/>
+                <w:sz w:val="24"/>
+                <w:szCs w:val="24"/>
+              </w:rPr>
+              <w:t xml:space="preserve"> nginx</w:t>
             </w:r>
           </w:p>
         </w:tc>
@@ -3386,8 +3781,36 @@
                 <w:sz w:val="24"/>
                 <w:szCs w:val="24"/>
               </w:rPr>
-              <w:t>docker network connect my_network my_nginx</w:t>
-            </w:r>
+              <w:t xml:space="preserve">docker network connect </w:t>
+            </w:r>
+            <w:proofErr w:type="spellStart"/>
+            <w:r>
+              <w:rPr>
+                <w:rFonts w:ascii="Arial" w:eastAsia="Times New Roman" w:hAnsi="Arial" w:cs="Arial"/>
+                <w:sz w:val="24"/>
+                <w:szCs w:val="24"/>
+              </w:rPr>
+              <w:t>my_network</w:t>
+            </w:r>
+            <w:proofErr w:type="spellEnd"/>
+            <w:r>
+              <w:rPr>
+                <w:rFonts w:ascii="Arial" w:eastAsia="Times New Roman" w:hAnsi="Arial" w:cs="Arial"/>
+                <w:sz w:val="24"/>
+                <w:szCs w:val="24"/>
+              </w:rPr>
+              <w:t xml:space="preserve"> </w:t>
+            </w:r>
+            <w:proofErr w:type="spellStart"/>
+            <w:r>
+              <w:rPr>
+                <w:rFonts w:ascii="Arial" w:eastAsia="Times New Roman" w:hAnsi="Arial" w:cs="Arial"/>
+                <w:sz w:val="24"/>
+                <w:szCs w:val="24"/>
+              </w:rPr>
+              <w:t>my_nginx</w:t>
+            </w:r>
+            <w:proofErr w:type="spellEnd"/>
           </w:p>
         </w:tc>
         <w:tc>
@@ -3495,7 +3918,25 @@
                 <w:sz w:val="24"/>
                 <w:szCs w:val="24"/>
               </w:rPr>
-              <w:t>docker run -d -e MY_ENV=hello_world nginx</w:t>
+              <w:t>docker run -d -e MY_ENV=</w:t>
+            </w:r>
+            <w:proofErr w:type="spellStart"/>
+            <w:r>
+              <w:rPr>
+                <w:rFonts w:ascii="Arial" w:eastAsia="Times New Roman" w:hAnsi="Arial" w:cs="Arial"/>
+                <w:sz w:val="24"/>
+                <w:szCs w:val="24"/>
+              </w:rPr>
+              <w:t>hello_world</w:t>
+            </w:r>
+            <w:proofErr w:type="spellEnd"/>
+            <w:r>
+              <w:rPr>
+                <w:rFonts w:ascii="Arial" w:eastAsia="Times New Roman" w:hAnsi="Arial" w:cs="Arial"/>
+                <w:sz w:val="24"/>
+                <w:szCs w:val="24"/>
+              </w:rPr>
+              <w:t xml:space="preserve"> nginx</w:t>
             </w:r>
           </w:p>
         </w:tc>
@@ -3604,8 +4045,18 @@
                 <w:sz w:val="24"/>
                 <w:szCs w:val="24"/>
               </w:rPr>
-              <w:t>docker logs -f my_nginx</w:t>
-            </w:r>
+              <w:t xml:space="preserve">docker logs -f </w:t>
+            </w:r>
+            <w:proofErr w:type="spellStart"/>
+            <w:r>
+              <w:rPr>
+                <w:rFonts w:ascii="Arial" w:eastAsia="Times New Roman" w:hAnsi="Arial" w:cs="Arial"/>
+                <w:sz w:val="24"/>
+                <w:szCs w:val="24"/>
+              </w:rPr>
+              <w:t>my_nginx</w:t>
+            </w:r>
+            <w:proofErr w:type="spellEnd"/>
           </w:p>
         </w:tc>
         <w:tc>
@@ -3809,7 +4260,25 @@
                 <w:sz w:val="24"/>
                 <w:szCs w:val="24"/>
               </w:rPr>
-              <w:t>COPY index.html /usr/share/nginx/html/index.html</w:t>
+              <w:t>COPY index.html /</w:t>
+            </w:r>
+            <w:proofErr w:type="spellStart"/>
+            <w:r>
+              <w:rPr>
+                <w:rFonts w:ascii="Arial" w:eastAsia="Times New Roman" w:hAnsi="Arial" w:cs="Arial"/>
+                <w:sz w:val="24"/>
+                <w:szCs w:val="24"/>
+              </w:rPr>
+              <w:t>usr</w:t>
+            </w:r>
+            <w:proofErr w:type="spellEnd"/>
+            <w:r>
+              <w:rPr>
+                <w:rFonts w:ascii="Arial" w:eastAsia="Times New Roman" w:hAnsi="Arial" w:cs="Arial"/>
+                <w:sz w:val="24"/>
+                <w:szCs w:val="24"/>
+              </w:rPr>
+              <w:t>/share/nginx/html/index.html</w:t>
             </w:r>
           </w:p>
         </w:tc>
@@ -3918,8 +4387,36 @@
                 <w:sz w:val="24"/>
                 <w:szCs w:val="24"/>
               </w:rPr>
-              <w:t>docker build -t my_nginx_image .</w:t>
-            </w:r>
+              <w:t xml:space="preserve">docker build -t </w:t>
+            </w:r>
+            <w:proofErr w:type="spellStart"/>
+            <w:r>
+              <w:rPr>
+                <w:rFonts w:ascii="Arial" w:eastAsia="Times New Roman" w:hAnsi="Arial" w:cs="Arial"/>
+                <w:sz w:val="24"/>
+                <w:szCs w:val="24"/>
+              </w:rPr>
+              <w:t>my_nginx_</w:t>
+            </w:r>
+            <w:proofErr w:type="gramStart"/>
+            <w:r>
+              <w:rPr>
+                <w:rFonts w:ascii="Arial" w:eastAsia="Times New Roman" w:hAnsi="Arial" w:cs="Arial"/>
+                <w:sz w:val="24"/>
+                <w:szCs w:val="24"/>
+              </w:rPr>
+              <w:t>image</w:t>
+            </w:r>
+            <w:proofErr w:type="spellEnd"/>
+            <w:r>
+              <w:rPr>
+                <w:rFonts w:ascii="Arial" w:eastAsia="Times New Roman" w:hAnsi="Arial" w:cs="Arial"/>
+                <w:sz w:val="24"/>
+                <w:szCs w:val="24"/>
+              </w:rPr>
+              <w:t xml:space="preserve"> .</w:t>
+            </w:r>
+            <w:proofErr w:type="gramEnd"/>
           </w:p>
         </w:tc>
         <w:tc>
@@ -4027,8 +4524,18 @@
                 <w:sz w:val="24"/>
                 <w:szCs w:val="24"/>
               </w:rPr>
-              <w:t>docker run -d -p 8080:80 my_nginx_image</w:t>
-            </w:r>
+              <w:t xml:space="preserve">docker run -d -p 8080:80 </w:t>
+            </w:r>
+            <w:proofErr w:type="spellStart"/>
+            <w:r>
+              <w:rPr>
+                <w:rFonts w:ascii="Arial" w:eastAsia="Times New Roman" w:hAnsi="Arial" w:cs="Arial"/>
+                <w:sz w:val="24"/>
+                <w:szCs w:val="24"/>
+              </w:rPr>
+              <w:t>my_nginx_image</w:t>
+            </w:r>
+            <w:proofErr w:type="spellEnd"/>
           </w:p>
         </w:tc>
         <w:tc>
@@ -4062,7 +4569,703 @@
         </w:tc>
       </w:tr>
     </w:tbl>
-    <w:p/>
+    <w:p>
+      <w:pPr>
+        <w:rPr>
+          <w:lang w:val="vi-VN"/>
+        </w:rPr>
+      </w:pPr>
+    </w:p>
+    <w:p>
+      <w:pPr>
+        <w:rPr>
+          <w:lang w:val="vi-VN"/>
+        </w:rPr>
+      </w:pPr>
+    </w:p>
+    <w:p>
+      <w:pPr>
+        <w:rPr>
+          <w:lang w:val="vi-VN"/>
+        </w:rPr>
+      </w:pPr>
+      <w:r>
+        <w:rPr>
+          <w:lang w:val="vi-VN"/>
+        </w:rPr>
+        <w:t>Bài 1:</w:t>
+      </w:r>
+    </w:p>
+    <w:p>
+      <w:pPr>
+        <w:rPr>
+          <w:lang w:val="vi-VN"/>
+        </w:rPr>
+      </w:pPr>
+      <w:r>
+        <w:rPr>
+          <w:lang w:val="vi-VN"/>
+        </w:rPr>
+        <w:drawing>
+          <wp:inline distT="0" distB="0" distL="0" distR="0" wp14:anchorId="77D23204" wp14:editId="35430A65">
+            <wp:extent cx="5943600" cy="597535"/>
+            <wp:effectExtent l="0" t="0" r="0" b="0"/>
+            <wp:docPr id="1430570681" name="Picture 1"/>
+            <wp:cNvGraphicFramePr>
+              <a:graphicFrameLocks xmlns:a="http://schemas.openxmlformats.org/drawingml/2006/main" noChangeAspect="1"/>
+            </wp:cNvGraphicFramePr>
+            <a:graphic xmlns:a="http://schemas.openxmlformats.org/drawingml/2006/main">
+              <a:graphicData uri="http://schemas.openxmlformats.org/drawingml/2006/picture">
+                <pic:pic xmlns:pic="http://schemas.openxmlformats.org/drawingml/2006/picture">
+                  <pic:nvPicPr>
+                    <pic:cNvPr id="1430570681" name=""/>
+                    <pic:cNvPicPr/>
+                  </pic:nvPicPr>
+                  <pic:blipFill>
+                    <a:blip r:embed="rId15"/>
+                    <a:stretch>
+                      <a:fillRect/>
+                    </a:stretch>
+                  </pic:blipFill>
+                  <pic:spPr>
+                    <a:xfrm>
+                      <a:off x="0" y="0"/>
+                      <a:ext cx="5943600" cy="597535"/>
+                    </a:xfrm>
+                    <a:prstGeom prst="rect">
+                      <a:avLst/>
+                    </a:prstGeom>
+                  </pic:spPr>
+                </pic:pic>
+              </a:graphicData>
+            </a:graphic>
+          </wp:inline>
+        </w:drawing>
+      </w:r>
+    </w:p>
+    <w:p>
+      <w:pPr>
+        <w:rPr>
+          <w:lang w:val="vi-VN"/>
+        </w:rPr>
+      </w:pPr>
+      <w:r>
+        <w:rPr>
+          <w:lang w:val="vi-VN"/>
+        </w:rPr>
+        <w:t xml:space="preserve">Bài 2: </w:t>
+      </w:r>
+    </w:p>
+    <w:p>
+      <w:pPr>
+        <w:rPr>
+          <w:lang w:val="vi-VN"/>
+        </w:rPr>
+      </w:pPr>
+      <w:r>
+        <w:rPr>
+          <w:lang w:val="vi-VN"/>
+        </w:rPr>
+        <w:drawing>
+          <wp:inline distT="0" distB="0" distL="0" distR="0" wp14:anchorId="0AEB8D94" wp14:editId="063CC989">
+            <wp:extent cx="5943600" cy="597535"/>
+            <wp:effectExtent l="0" t="0" r="0" b="0"/>
+            <wp:docPr id="267171188" name="Picture 1"/>
+            <wp:cNvGraphicFramePr>
+              <a:graphicFrameLocks xmlns:a="http://schemas.openxmlformats.org/drawingml/2006/main" noChangeAspect="1"/>
+            </wp:cNvGraphicFramePr>
+            <a:graphic xmlns:a="http://schemas.openxmlformats.org/drawingml/2006/main">
+              <a:graphicData uri="http://schemas.openxmlformats.org/drawingml/2006/picture">
+                <pic:pic xmlns:pic="http://schemas.openxmlformats.org/drawingml/2006/picture">
+                  <pic:nvPicPr>
+                    <pic:cNvPr id="267171188" name=""/>
+                    <pic:cNvPicPr/>
+                  </pic:nvPicPr>
+                  <pic:blipFill>
+                    <a:blip r:embed="rId16"/>
+                    <a:stretch>
+                      <a:fillRect/>
+                    </a:stretch>
+                  </pic:blipFill>
+                  <pic:spPr>
+                    <a:xfrm>
+                      <a:off x="0" y="0"/>
+                      <a:ext cx="5943600" cy="597535"/>
+                    </a:xfrm>
+                    <a:prstGeom prst="rect">
+                      <a:avLst/>
+                    </a:prstGeom>
+                  </pic:spPr>
+                </pic:pic>
+              </a:graphicData>
+            </a:graphic>
+          </wp:inline>
+        </w:drawing>
+      </w:r>
+    </w:p>
+    <w:p>
+      <w:pPr>
+        <w:rPr>
+          <w:lang w:val="vi-VN"/>
+        </w:rPr>
+      </w:pPr>
+      <w:r>
+        <w:rPr>
+          <w:lang w:val="vi-VN"/>
+        </w:rPr>
+        <w:t>Bài 3:</w:t>
+      </w:r>
+    </w:p>
+    <w:p>
+      <w:pPr>
+        <w:rPr>
+          <w:lang w:val="vi-VN"/>
+        </w:rPr>
+      </w:pPr>
+      <w:r>
+        <w:rPr>
+          <w:lang w:val="vi-VN"/>
+        </w:rPr>
+        <w:lastRenderedPageBreak/>
+        <w:drawing>
+          <wp:inline distT="0" distB="0" distL="0" distR="0" wp14:anchorId="376F7AC8" wp14:editId="060DF540">
+            <wp:extent cx="5943600" cy="1021080"/>
+            <wp:effectExtent l="0" t="0" r="0" b="0"/>
+            <wp:docPr id="1879613780" name="Picture 1"/>
+            <wp:cNvGraphicFramePr>
+              <a:graphicFrameLocks xmlns:a="http://schemas.openxmlformats.org/drawingml/2006/main" noChangeAspect="1"/>
+            </wp:cNvGraphicFramePr>
+            <a:graphic xmlns:a="http://schemas.openxmlformats.org/drawingml/2006/main">
+              <a:graphicData uri="http://schemas.openxmlformats.org/drawingml/2006/picture">
+                <pic:pic xmlns:pic="http://schemas.openxmlformats.org/drawingml/2006/picture">
+                  <pic:nvPicPr>
+                    <pic:cNvPr id="1879613780" name=""/>
+                    <pic:cNvPicPr/>
+                  </pic:nvPicPr>
+                  <pic:blipFill>
+                    <a:blip r:embed="rId17"/>
+                    <a:stretch>
+                      <a:fillRect/>
+                    </a:stretch>
+                  </pic:blipFill>
+                  <pic:spPr>
+                    <a:xfrm>
+                      <a:off x="0" y="0"/>
+                      <a:ext cx="5943600" cy="1021080"/>
+                    </a:xfrm>
+                    <a:prstGeom prst="rect">
+                      <a:avLst/>
+                    </a:prstGeom>
+                  </pic:spPr>
+                </pic:pic>
+              </a:graphicData>
+            </a:graphic>
+          </wp:inline>
+        </w:drawing>
+      </w:r>
+    </w:p>
+    <w:p>
+      <w:pPr>
+        <w:rPr>
+          <w:lang w:val="vi-VN"/>
+        </w:rPr>
+      </w:pPr>
+      <w:r>
+        <w:rPr>
+          <w:lang w:val="vi-VN"/>
+        </w:rPr>
+        <w:t>Bài 4:</w:t>
+      </w:r>
+    </w:p>
+    <w:p>
+      <w:pPr>
+        <w:rPr>
+          <w:lang w:val="vi-VN"/>
+        </w:rPr>
+      </w:pPr>
+      <w:r>
+        <w:rPr>
+          <w:lang w:val="vi-VN"/>
+        </w:rPr>
+        <w:t xml:space="preserve"> </w:t>
+      </w:r>
+      <w:r>
+        <w:rPr>
+          <w:lang w:val="vi-VN"/>
+        </w:rPr>
+        <w:drawing>
+          <wp:inline distT="0" distB="0" distL="0" distR="0" wp14:anchorId="6296C1DD" wp14:editId="07429581">
+            <wp:extent cx="5943600" cy="1021080"/>
+            <wp:effectExtent l="0" t="0" r="0" b="0"/>
+            <wp:docPr id="1327256493" name="Picture 1"/>
+            <wp:cNvGraphicFramePr>
+              <a:graphicFrameLocks xmlns:a="http://schemas.openxmlformats.org/drawingml/2006/main" noChangeAspect="1"/>
+            </wp:cNvGraphicFramePr>
+            <a:graphic xmlns:a="http://schemas.openxmlformats.org/drawingml/2006/main">
+              <a:graphicData uri="http://schemas.openxmlformats.org/drawingml/2006/picture">
+                <pic:pic xmlns:pic="http://schemas.openxmlformats.org/drawingml/2006/picture">
+                  <pic:nvPicPr>
+                    <pic:cNvPr id="1327256493" name=""/>
+                    <pic:cNvPicPr/>
+                  </pic:nvPicPr>
+                  <pic:blipFill>
+                    <a:blip r:embed="rId18"/>
+                    <a:stretch>
+                      <a:fillRect/>
+                    </a:stretch>
+                  </pic:blipFill>
+                  <pic:spPr>
+                    <a:xfrm>
+                      <a:off x="0" y="0"/>
+                      <a:ext cx="5943600" cy="1021080"/>
+                    </a:xfrm>
+                    <a:prstGeom prst="rect">
+                      <a:avLst/>
+                    </a:prstGeom>
+                  </pic:spPr>
+                </pic:pic>
+              </a:graphicData>
+            </a:graphic>
+          </wp:inline>
+        </w:drawing>
+      </w:r>
+    </w:p>
+    <w:p>
+      <w:pPr>
+        <w:rPr>
+          <w:lang w:val="vi-VN"/>
+        </w:rPr>
+      </w:pPr>
+      <w:r>
+        <w:rPr>
+          <w:lang w:val="vi-VN"/>
+        </w:rPr>
+        <w:t>Bài 5:</w:t>
+      </w:r>
+    </w:p>
+    <w:p>
+      <w:pPr>
+        <w:rPr>
+          <w:lang w:val="vi-VN"/>
+        </w:rPr>
+      </w:pPr>
+      <w:r>
+        <w:rPr>
+          <w:lang w:val="vi-VN"/>
+        </w:rPr>
+        <w:drawing>
+          <wp:inline distT="0" distB="0" distL="0" distR="0" wp14:anchorId="24A4A11F" wp14:editId="3AB0D938">
+            <wp:extent cx="5943600" cy="560070"/>
+            <wp:effectExtent l="0" t="0" r="0" b="0"/>
+            <wp:docPr id="1067795541" name="Picture 1"/>
+            <wp:cNvGraphicFramePr>
+              <a:graphicFrameLocks xmlns:a="http://schemas.openxmlformats.org/drawingml/2006/main" noChangeAspect="1"/>
+            </wp:cNvGraphicFramePr>
+            <a:graphic xmlns:a="http://schemas.openxmlformats.org/drawingml/2006/main">
+              <a:graphicData uri="http://schemas.openxmlformats.org/drawingml/2006/picture">
+                <pic:pic xmlns:pic="http://schemas.openxmlformats.org/drawingml/2006/picture">
+                  <pic:nvPicPr>
+                    <pic:cNvPr id="1067795541" name=""/>
+                    <pic:cNvPicPr/>
+                  </pic:nvPicPr>
+                  <pic:blipFill>
+                    <a:blip r:embed="rId19"/>
+                    <a:stretch>
+                      <a:fillRect/>
+                    </a:stretch>
+                  </pic:blipFill>
+                  <pic:spPr>
+                    <a:xfrm>
+                      <a:off x="0" y="0"/>
+                      <a:ext cx="5943600" cy="560070"/>
+                    </a:xfrm>
+                    <a:prstGeom prst="rect">
+                      <a:avLst/>
+                    </a:prstGeom>
+                  </pic:spPr>
+                </pic:pic>
+              </a:graphicData>
+            </a:graphic>
+          </wp:inline>
+        </w:drawing>
+      </w:r>
+    </w:p>
+    <w:p>
+      <w:pPr>
+        <w:rPr>
+          <w:lang w:val="vi-VN"/>
+        </w:rPr>
+      </w:pPr>
+      <w:r>
+        <w:rPr>
+          <w:lang w:val="vi-VN"/>
+        </w:rPr>
+        <w:t>Bài 6:</w:t>
+      </w:r>
+    </w:p>
+    <w:p>
+      <w:pPr>
+        <w:rPr>
+          <w:lang w:val="vi-VN"/>
+        </w:rPr>
+      </w:pPr>
+      <w:r>
+        <w:rPr>
+          <w:lang w:val="vi-VN"/>
+        </w:rPr>
+        <w:drawing>
+          <wp:inline distT="0" distB="0" distL="0" distR="0" wp14:anchorId="14208A79" wp14:editId="47C3D76D">
+            <wp:extent cx="5943600" cy="560070"/>
+            <wp:effectExtent l="0" t="0" r="0" b="0"/>
+            <wp:docPr id="936741861" name="Picture 1"/>
+            <wp:cNvGraphicFramePr>
+              <a:graphicFrameLocks xmlns:a="http://schemas.openxmlformats.org/drawingml/2006/main" noChangeAspect="1"/>
+            </wp:cNvGraphicFramePr>
+            <a:graphic xmlns:a="http://schemas.openxmlformats.org/drawingml/2006/main">
+              <a:graphicData uri="http://schemas.openxmlformats.org/drawingml/2006/picture">
+                <pic:pic xmlns:pic="http://schemas.openxmlformats.org/drawingml/2006/picture">
+                  <pic:nvPicPr>
+                    <pic:cNvPr id="936741861" name=""/>
+                    <pic:cNvPicPr/>
+                  </pic:nvPicPr>
+                  <pic:blipFill>
+                    <a:blip r:embed="rId20"/>
+                    <a:stretch>
+                      <a:fillRect/>
+                    </a:stretch>
+                  </pic:blipFill>
+                  <pic:spPr>
+                    <a:xfrm>
+                      <a:off x="0" y="0"/>
+                      <a:ext cx="5943600" cy="560070"/>
+                    </a:xfrm>
+                    <a:prstGeom prst="rect">
+                      <a:avLst/>
+                    </a:prstGeom>
+                  </pic:spPr>
+                </pic:pic>
+              </a:graphicData>
+            </a:graphic>
+          </wp:inline>
+        </w:drawing>
+      </w:r>
+    </w:p>
+    <w:p>
+      <w:pPr>
+        <w:rPr>
+          <w:lang w:val="vi-VN"/>
+        </w:rPr>
+      </w:pPr>
+      <w:r>
+        <w:rPr>
+          <w:lang w:val="vi-VN"/>
+        </w:rPr>
+        <w:t>Bài 7:</w:t>
+      </w:r>
+    </w:p>
+    <w:p>
+      <w:pPr>
+        <w:rPr>
+          <w:lang w:val="vi-VN"/>
+        </w:rPr>
+      </w:pPr>
+      <w:r>
+        <w:rPr>
+          <w:lang w:val="vi-VN"/>
+        </w:rPr>
+        <w:lastRenderedPageBreak/>
+        <w:drawing>
+          <wp:inline distT="0" distB="0" distL="0" distR="0" wp14:anchorId="39640BB1" wp14:editId="7F3AF012">
+            <wp:extent cx="5943600" cy="5489575"/>
+            <wp:effectExtent l="0" t="0" r="0" b="0"/>
+            <wp:docPr id="595849642" name="Picture 1"/>
+            <wp:cNvGraphicFramePr>
+              <a:graphicFrameLocks xmlns:a="http://schemas.openxmlformats.org/drawingml/2006/main" noChangeAspect="1"/>
+            </wp:cNvGraphicFramePr>
+            <a:graphic xmlns:a="http://schemas.openxmlformats.org/drawingml/2006/main">
+              <a:graphicData uri="http://schemas.openxmlformats.org/drawingml/2006/picture">
+                <pic:pic xmlns:pic="http://schemas.openxmlformats.org/drawingml/2006/picture">
+                  <pic:nvPicPr>
+                    <pic:cNvPr id="595849642" name=""/>
+                    <pic:cNvPicPr/>
+                  </pic:nvPicPr>
+                  <pic:blipFill>
+                    <a:blip r:embed="rId21"/>
+                    <a:stretch>
+                      <a:fillRect/>
+                    </a:stretch>
+                  </pic:blipFill>
+                  <pic:spPr>
+                    <a:xfrm>
+                      <a:off x="0" y="0"/>
+                      <a:ext cx="5943600" cy="5489575"/>
+                    </a:xfrm>
+                    <a:prstGeom prst="rect">
+                      <a:avLst/>
+                    </a:prstGeom>
+                  </pic:spPr>
+                </pic:pic>
+              </a:graphicData>
+            </a:graphic>
+          </wp:inline>
+        </w:drawing>
+      </w:r>
+    </w:p>
+    <w:p>
+      <w:pPr>
+        <w:rPr>
+          <w:lang w:val="vi-VN"/>
+        </w:rPr>
+      </w:pPr>
+      <w:r>
+        <w:rPr>
+          <w:lang w:val="vi-VN"/>
+        </w:rPr>
+        <w:t>Bài 8:</w:t>
+      </w:r>
+    </w:p>
+    <w:p>
+      <w:pPr>
+        <w:rPr>
+          <w:lang w:val="vi-VN"/>
+        </w:rPr>
+      </w:pPr>
+      <w:r>
+        <w:rPr>
+          <w:lang w:val="vi-VN"/>
+        </w:rPr>
+        <w:drawing>
+          <wp:inline distT="0" distB="0" distL="0" distR="0" wp14:anchorId="017D5A6B" wp14:editId="72A9966F">
+            <wp:extent cx="5943600" cy="1299210"/>
+            <wp:effectExtent l="0" t="0" r="0" b="0"/>
+            <wp:docPr id="1558185349" name="Picture 1"/>
+            <wp:cNvGraphicFramePr>
+              <a:graphicFrameLocks xmlns:a="http://schemas.openxmlformats.org/drawingml/2006/main" noChangeAspect="1"/>
+            </wp:cNvGraphicFramePr>
+            <a:graphic xmlns:a="http://schemas.openxmlformats.org/drawingml/2006/main">
+              <a:graphicData uri="http://schemas.openxmlformats.org/drawingml/2006/picture">
+                <pic:pic xmlns:pic="http://schemas.openxmlformats.org/drawingml/2006/picture">
+                  <pic:nvPicPr>
+                    <pic:cNvPr id="1558185349" name=""/>
+                    <pic:cNvPicPr/>
+                  </pic:nvPicPr>
+                  <pic:blipFill>
+                    <a:blip r:embed="rId22"/>
+                    <a:stretch>
+                      <a:fillRect/>
+                    </a:stretch>
+                  </pic:blipFill>
+                  <pic:spPr>
+                    <a:xfrm>
+                      <a:off x="0" y="0"/>
+                      <a:ext cx="5943600" cy="1299210"/>
+                    </a:xfrm>
+                    <a:prstGeom prst="rect">
+                      <a:avLst/>
+                    </a:prstGeom>
+                  </pic:spPr>
+                </pic:pic>
+              </a:graphicData>
+            </a:graphic>
+          </wp:inline>
+        </w:drawing>
+      </w:r>
+    </w:p>
+    <w:p>
+      <w:pPr>
+        <w:rPr>
+          <w:lang w:val="vi-VN"/>
+        </w:rPr>
+      </w:pPr>
+      <w:r>
+        <w:rPr>
+          <w:lang w:val="vi-VN"/>
+        </w:rPr>
+        <w:lastRenderedPageBreak/>
+        <w:drawing>
+          <wp:inline distT="0" distB="0" distL="0" distR="0" wp14:anchorId="7265A9BB" wp14:editId="322B81AC">
+            <wp:extent cx="5943600" cy="3805555"/>
+            <wp:effectExtent l="0" t="0" r="0" b="4445"/>
+            <wp:docPr id="1511740513" name="Picture 1"/>
+            <wp:cNvGraphicFramePr>
+              <a:graphicFrameLocks xmlns:a="http://schemas.openxmlformats.org/drawingml/2006/main" noChangeAspect="1"/>
+            </wp:cNvGraphicFramePr>
+            <a:graphic xmlns:a="http://schemas.openxmlformats.org/drawingml/2006/main">
+              <a:graphicData uri="http://schemas.openxmlformats.org/drawingml/2006/picture">
+                <pic:pic xmlns:pic="http://schemas.openxmlformats.org/drawingml/2006/picture">
+                  <pic:nvPicPr>
+                    <pic:cNvPr id="1511740513" name=""/>
+                    <pic:cNvPicPr/>
+                  </pic:nvPicPr>
+                  <pic:blipFill>
+                    <a:blip r:embed="rId23"/>
+                    <a:stretch>
+                      <a:fillRect/>
+                    </a:stretch>
+                  </pic:blipFill>
+                  <pic:spPr>
+                    <a:xfrm>
+                      <a:off x="0" y="0"/>
+                      <a:ext cx="5943600" cy="3805555"/>
+                    </a:xfrm>
+                    <a:prstGeom prst="rect">
+                      <a:avLst/>
+                    </a:prstGeom>
+                  </pic:spPr>
+                </pic:pic>
+              </a:graphicData>
+            </a:graphic>
+          </wp:inline>
+        </w:drawing>
+      </w:r>
+    </w:p>
+    <w:p>
+      <w:pPr>
+        <w:rPr>
+          <w:lang w:val="vi-VN"/>
+        </w:rPr>
+      </w:pPr>
+      <w:r>
+        <w:rPr>
+          <w:lang w:val="vi-VN"/>
+        </w:rPr>
+        <w:t xml:space="preserve">Bài </w:t>
+      </w:r>
+      <w:r>
+        <w:rPr>
+          <w:lang w:val="vi-VN"/>
+        </w:rPr>
+        <w:t>9</w:t>
+      </w:r>
+      <w:r>
+        <w:rPr>
+          <w:lang w:val="vi-VN"/>
+        </w:rPr>
+        <w:t>:</w:t>
+      </w:r>
+    </w:p>
+    <w:p>
+      <w:pPr>
+        <w:rPr>
+          <w:lang w:val="vi-VN"/>
+        </w:rPr>
+      </w:pPr>
+      <w:r>
+        <w:rPr>
+          <w:lang w:val="vi-VN"/>
+        </w:rPr>
+        <w:drawing>
+          <wp:inline distT="0" distB="0" distL="0" distR="0" wp14:anchorId="11EE6576" wp14:editId="221A4D4C">
+            <wp:extent cx="5943600" cy="3296285"/>
+            <wp:effectExtent l="0" t="0" r="0" b="5715"/>
+            <wp:docPr id="557702103" name="Picture 1"/>
+            <wp:cNvGraphicFramePr>
+              <a:graphicFrameLocks xmlns:a="http://schemas.openxmlformats.org/drawingml/2006/main" noChangeAspect="1"/>
+            </wp:cNvGraphicFramePr>
+            <a:graphic xmlns:a="http://schemas.openxmlformats.org/drawingml/2006/main">
+              <a:graphicData uri="http://schemas.openxmlformats.org/drawingml/2006/picture">
+                <pic:pic xmlns:pic="http://schemas.openxmlformats.org/drawingml/2006/picture">
+                  <pic:nvPicPr>
+                    <pic:cNvPr id="557702103" name=""/>
+                    <pic:cNvPicPr/>
+                  </pic:nvPicPr>
+                  <pic:blipFill>
+                    <a:blip r:embed="rId24"/>
+                    <a:stretch>
+                      <a:fillRect/>
+                    </a:stretch>
+                  </pic:blipFill>
+                  <pic:spPr>
+                    <a:xfrm>
+                      <a:off x="0" y="0"/>
+                      <a:ext cx="5943600" cy="3296285"/>
+                    </a:xfrm>
+                    <a:prstGeom prst="rect">
+                      <a:avLst/>
+                    </a:prstGeom>
+                  </pic:spPr>
+                </pic:pic>
+              </a:graphicData>
+            </a:graphic>
+          </wp:inline>
+        </w:drawing>
+      </w:r>
+    </w:p>
+    <w:p>
+      <w:pPr>
+        <w:rPr>
+          <w:lang w:val="vi-VN"/>
+        </w:rPr>
+      </w:pPr>
+      <w:r>
+        <w:rPr>
+          <w:lang w:val="vi-VN"/>
+        </w:rPr>
+        <w:t>Bài 10:</w:t>
+      </w:r>
+    </w:p>
+    <w:p>
+      <w:pPr>
+        <w:rPr>
+          <w:lang w:val="vi-VN"/>
+        </w:rPr>
+      </w:pPr>
+      <w:r>
+        <w:rPr>
+          <w:lang w:val="vi-VN"/>
+        </w:rPr>
+        <w:lastRenderedPageBreak/>
+        <w:drawing>
+          <wp:inline distT="0" distB="0" distL="0" distR="0" wp14:anchorId="3F63CC79" wp14:editId="62589773">
+            <wp:extent cx="5943600" cy="730250"/>
+            <wp:effectExtent l="0" t="0" r="0" b="6350"/>
+            <wp:docPr id="1124550738" name="Picture 1"/>
+            <wp:cNvGraphicFramePr>
+              <a:graphicFrameLocks xmlns:a="http://schemas.openxmlformats.org/drawingml/2006/main" noChangeAspect="1"/>
+            </wp:cNvGraphicFramePr>
+            <a:graphic xmlns:a="http://schemas.openxmlformats.org/drawingml/2006/main">
+              <a:graphicData uri="http://schemas.openxmlformats.org/drawingml/2006/picture">
+                <pic:pic xmlns:pic="http://schemas.openxmlformats.org/drawingml/2006/picture">
+                  <pic:nvPicPr>
+                    <pic:cNvPr id="1124550738" name=""/>
+                    <pic:cNvPicPr/>
+                  </pic:nvPicPr>
+                  <pic:blipFill>
+                    <a:blip r:embed="rId25"/>
+                    <a:stretch>
+                      <a:fillRect/>
+                    </a:stretch>
+                  </pic:blipFill>
+                  <pic:spPr>
+                    <a:xfrm>
+                      <a:off x="0" y="0"/>
+                      <a:ext cx="5943600" cy="730250"/>
+                    </a:xfrm>
+                    <a:prstGeom prst="rect">
+                      <a:avLst/>
+                    </a:prstGeom>
+                  </pic:spPr>
+                </pic:pic>
+              </a:graphicData>
+            </a:graphic>
+          </wp:inline>
+        </w:drawing>
+      </w:r>
+    </w:p>
+    <w:p>
+      <w:pPr>
+        <w:rPr>
+          <w:lang w:val="vi-VN"/>
+        </w:rPr>
+      </w:pPr>
+    </w:p>
+    <w:p>
+      <w:pPr>
+        <w:rPr>
+          <w:lang w:val="vi-VN"/>
+        </w:rPr>
+      </w:pPr>
+    </w:p>
     <w:sectPr>
       <w:pgSz w:w="12240" w:h="15840"/>
       <w:pgMar w:top="1440" w:right="1440" w:bottom="1440" w:left="1440" w:header="720" w:footer="720" w:gutter="0"/>
@@ -4074,7 +5277,7 @@
 </file>
 
 <file path=word/endnotes.xml><?xml version="1.0" encoding="utf-8"?>
-<w:endnotes xmlns:wpc="http://schemas.microsoft.com/office/word/2010/wordprocessingCanvas" xmlns:mc="http://schemas.openxmlformats.org/markup-compatibility/2006" xmlns:o="urn:schemas-microsoft-com:office:office" xmlns:r="http://schemas.openxmlformats.org/officeDocument/2006/relationships" xmlns:m="http://schemas.openxmlformats.org/officeDocument/2006/math" xmlns:v="urn:schemas-microsoft-com:vml" xmlns:wp14="http://schemas.microsoft.com/office/word/2010/wordprocessingDrawing" xmlns:wp="http://schemas.openxmlformats.org/drawingml/2006/wordprocessingDrawing" xmlns:w10="urn:schemas-microsoft-com:office:word" xmlns:w="http://schemas.openxmlformats.org/wordprocessingml/2006/main" xmlns:w14="http://schemas.microsoft.com/office/word/2010/wordml" xmlns:w15="http://schemas.microsoft.com/office/word/2012/wordml" xmlns:wpg="http://schemas.microsoft.com/office/word/2010/wordprocessingGroup" xmlns:wpi="http://schemas.microsoft.com/office/word/2010/wordprocessingInk" xmlns:wne="http://schemas.microsoft.com/office/word/2006/wordml" xmlns:wps="http://schemas.microsoft.com/office/word/2010/wordprocessingShape" mc:Ignorable="w14 w15 wp14">
+<w:endnotes xmlns:wpc="http://schemas.microsoft.com/office/word/2010/wordprocessingCanvas" xmlns:cx="http://schemas.microsoft.com/office/drawing/2014/chartex" xmlns:cx1="http://schemas.microsoft.com/office/drawing/2015/9/8/chartex" xmlns:cx2="http://schemas.microsoft.com/office/drawing/2015/10/21/chartex" xmlns:cx3="http://schemas.microsoft.com/office/drawing/2016/5/9/chartex" xmlns:cx4="http://schemas.microsoft.com/office/drawing/2016/5/10/chartex" xmlns:cx5="http://schemas.microsoft.com/office/drawing/2016/5/11/chartex" xmlns:cx6="http://schemas.microsoft.com/office/drawing/2016/5/12/chartex" xmlns:cx7="http://schemas.microsoft.com/office/drawing/2016/5/13/chartex" xmlns:cx8="http://schemas.microsoft.com/office/drawing/2016/5/14/chartex" xmlns:mc="http://schemas.openxmlformats.org/markup-compatibility/2006" xmlns:aink="http://schemas.microsoft.com/office/drawing/2016/ink" xmlns:am3d="http://schemas.microsoft.com/office/drawing/2017/model3d" xmlns:o="urn:schemas-microsoft-com:office:office" xmlns:oel="http://schemas.microsoft.com/office/2019/extlst" xmlns:r="http://schemas.openxmlformats.org/officeDocument/2006/relationships" xmlns:m="http://schemas.openxmlformats.org/officeDocument/2006/math" xmlns:v="urn:schemas-microsoft-com:vml" xmlns:wp14="http://schemas.microsoft.com/office/word/2010/wordprocessingDrawing" xmlns:wp="http://schemas.openxmlformats.org/drawingml/2006/wordprocessingDrawing" xmlns:w10="urn:schemas-microsoft-com:office:word" xmlns:w="http://schemas.openxmlformats.org/wordprocessingml/2006/main" xmlns:w14="http://schemas.microsoft.com/office/word/2010/wordml" xmlns:w15="http://schemas.microsoft.com/office/word/2012/wordml" xmlns:w16cex="http://schemas.microsoft.com/office/word/2018/wordml/cex" xmlns:w16cid="http://schemas.microsoft.com/office/word/2016/wordml/cid" xmlns:w16="http://schemas.microsoft.com/office/word/2018/wordml" xmlns:w16du="http://schemas.microsoft.com/office/word/2023/wordml/word16du" xmlns:w16sdtdh="http://schemas.microsoft.com/office/word/2020/wordml/sdtdatahash" xmlns:w16sdtfl="http://schemas.microsoft.com/office/word/2024/wordml/sdtformatlock" xmlns:w16se="http://schemas.microsoft.com/office/word/2015/wordml/symex" xmlns:wpg="http://schemas.microsoft.com/office/word/2010/wordprocessingGroup" xmlns:wpi="http://schemas.microsoft.com/office/word/2010/wordprocessingInk" xmlns:wne="http://schemas.microsoft.com/office/word/2006/wordml" xmlns:wps="http://schemas.microsoft.com/office/word/2010/wordprocessingShape" mc:Ignorable="w14 w15 w16se w16cid w16 w16cex w16sdtdh w16sdtfl w16du wp14">
   <w:endnote w:type="separator" w:id="-1">
     <w:p>
       <w:pPr>
@@ -4099,7 +5302,7 @@
 </file>
 
 <file path=word/footnotes.xml><?xml version="1.0" encoding="utf-8"?>
-<w:footnotes xmlns:wpc="http://schemas.microsoft.com/office/word/2010/wordprocessingCanvas" xmlns:mc="http://schemas.openxmlformats.org/markup-compatibility/2006" xmlns:o="urn:schemas-microsoft-com:office:office" xmlns:r="http://schemas.openxmlformats.org/officeDocument/2006/relationships" xmlns:m="http://schemas.openxmlformats.org/officeDocument/2006/math" xmlns:v="urn:schemas-microsoft-com:vml" xmlns:wp14="http://schemas.microsoft.com/office/word/2010/wordprocessingDrawing" xmlns:wp="http://schemas.openxmlformats.org/drawingml/2006/wordprocessingDrawing" xmlns:w10="urn:schemas-microsoft-com:office:word" xmlns:w="http://schemas.openxmlformats.org/wordprocessingml/2006/main" xmlns:w14="http://schemas.microsoft.com/office/word/2010/wordml" xmlns:w15="http://schemas.microsoft.com/office/word/2012/wordml" xmlns:wpg="http://schemas.microsoft.com/office/word/2010/wordprocessingGroup" xmlns:wpi="http://schemas.microsoft.com/office/word/2010/wordprocessingInk" xmlns:wne="http://schemas.microsoft.com/office/word/2006/wordml" xmlns:wps="http://schemas.microsoft.com/office/word/2010/wordprocessingShape" mc:Ignorable="w14 w15 wp14">
+<w:footnotes xmlns:wpc="http://schemas.microsoft.com/office/word/2010/wordprocessingCanvas" xmlns:cx="http://schemas.microsoft.com/office/drawing/2014/chartex" xmlns:cx1="http://schemas.microsoft.com/office/drawing/2015/9/8/chartex" xmlns:cx2="http://schemas.microsoft.com/office/drawing/2015/10/21/chartex" xmlns:cx3="http://schemas.microsoft.com/office/drawing/2016/5/9/chartex" xmlns:cx4="http://schemas.microsoft.com/office/drawing/2016/5/10/chartex" xmlns:cx5="http://schemas.microsoft.com/office/drawing/2016/5/11/chartex" xmlns:cx6="http://schemas.microsoft.com/office/drawing/2016/5/12/chartex" xmlns:cx7="http://schemas.microsoft.com/office/drawing/2016/5/13/chartex" xmlns:cx8="http://schemas.microsoft.com/office/drawing/2016/5/14/chartex" xmlns:mc="http://schemas.openxmlformats.org/markup-compatibility/2006" xmlns:aink="http://schemas.microsoft.com/office/drawing/2016/ink" xmlns:am3d="http://schemas.microsoft.com/office/drawing/2017/model3d" xmlns:o="urn:schemas-microsoft-com:office:office" xmlns:oel="http://schemas.microsoft.com/office/2019/extlst" xmlns:r="http://schemas.openxmlformats.org/officeDocument/2006/relationships" xmlns:m="http://schemas.openxmlformats.org/officeDocument/2006/math" xmlns:v="urn:schemas-microsoft-com:vml" xmlns:wp14="http://schemas.microsoft.com/office/word/2010/wordprocessingDrawing" xmlns:wp="http://schemas.openxmlformats.org/drawingml/2006/wordprocessingDrawing" xmlns:w10="urn:schemas-microsoft-com:office:word" xmlns:w="http://schemas.openxmlformats.org/wordprocessingml/2006/main" xmlns:w14="http://schemas.microsoft.com/office/word/2010/wordml" xmlns:w15="http://schemas.microsoft.com/office/word/2012/wordml" xmlns:w16cex="http://schemas.microsoft.com/office/word/2018/wordml/cex" xmlns:w16cid="http://schemas.microsoft.com/office/word/2016/wordml/cid" xmlns:w16="http://schemas.microsoft.com/office/word/2018/wordml" xmlns:w16du="http://schemas.microsoft.com/office/word/2023/wordml/word16du" xmlns:w16sdtdh="http://schemas.microsoft.com/office/word/2020/wordml/sdtdatahash" xmlns:w16sdtfl="http://schemas.microsoft.com/office/word/2024/wordml/sdtformatlock" xmlns:w16se="http://schemas.microsoft.com/office/word/2015/wordml/symex" xmlns:wpg="http://schemas.microsoft.com/office/word/2010/wordprocessingGroup" xmlns:wpi="http://schemas.microsoft.com/office/word/2010/wordprocessingInk" xmlns:wne="http://schemas.microsoft.com/office/word/2006/wordml" xmlns:wps="http://schemas.microsoft.com/office/word/2010/wordprocessingShape" mc:Ignorable="w14 w15 w16se w16cid w16 w16cex w16sdtdh w16sdtfl w16du wp14">
   <w:footnote w:type="separator" w:id="-1">
     <w:p>
       <w:pPr>
@@ -4124,7 +5327,7 @@
 </file>
 
 <file path=word/styles.xml><?xml version="1.0" encoding="utf-8"?>
-<w:styles xmlns:mc="http://schemas.openxmlformats.org/markup-compatibility/2006" xmlns:r="http://schemas.openxmlformats.org/officeDocument/2006/relationships" xmlns:w="http://schemas.openxmlformats.org/wordprocessingml/2006/main" xmlns:w14="http://schemas.microsoft.com/office/word/2010/wordml" xmlns:w15="http://schemas.microsoft.com/office/word/2012/wordml" mc:Ignorable="w14 w15">
+<w:styles xmlns:mc="http://schemas.openxmlformats.org/markup-compatibility/2006" xmlns:r="http://schemas.openxmlformats.org/officeDocument/2006/relationships" xmlns:w="http://schemas.openxmlformats.org/wordprocessingml/2006/main" xmlns:w14="http://schemas.microsoft.com/office/word/2010/wordml" xmlns:w15="http://schemas.microsoft.com/office/word/2012/wordml" xmlns:w16cex="http://schemas.microsoft.com/office/word/2018/wordml/cex" xmlns:w16cid="http://schemas.microsoft.com/office/word/2016/wordml/cid" xmlns:w16="http://schemas.microsoft.com/office/word/2018/wordml" xmlns:w16du="http://schemas.microsoft.com/office/word/2023/wordml/word16du" xmlns:w16sdtdh="http://schemas.microsoft.com/office/word/2020/wordml/sdtdatahash" xmlns:w16sdtfl="http://schemas.microsoft.com/office/word/2024/wordml/sdtformatlock" xmlns:w16se="http://schemas.microsoft.com/office/word/2015/wordml/symex" mc:Ignorable="w14 w15 w16se w16cid w16 w16cex w16sdtdh w16sdtfl w16du">
   <w:docDefaults>
     <w:rPrDefault>
       <w:rPr>
@@ -4140,7 +5343,7 @@
       </w:pPr>
     </w:pPrDefault>
   </w:docDefaults>
-  <w:latentStyles w:defLockedState="0" w:defUIPriority="99" w:defSemiHidden="0" w:defUnhideWhenUsed="0" w:defQFormat="0" w:count="371">
+  <w:latentStyles w:defLockedState="0" w:defUIPriority="99" w:defSemiHidden="0" w:defUnhideWhenUsed="0" w:defQFormat="0" w:count="376">
     <w:lsdException w:name="Normal" w:uiPriority="0" w:qFormat="1"/>
     <w:lsdException w:name="heading 1" w:uiPriority="9" w:qFormat="1"/>
     <w:lsdException w:name="heading 2" w:semiHidden="1" w:uiPriority="9" w:unhideWhenUsed="1" w:qFormat="1"/>
@@ -4512,6 +5715,11 @@
     <w:lsdException w:name="List Table 5 Dark Accent 6" w:uiPriority="50"/>
     <w:lsdException w:name="List Table 6 Colorful Accent 6" w:uiPriority="51"/>
     <w:lsdException w:name="List Table 7 Colorful Accent 6" w:uiPriority="52"/>
+    <w:lsdException w:name="Mention" w:semiHidden="1" w:unhideWhenUsed="1"/>
+    <w:lsdException w:name="Smart Hyperlink" w:semiHidden="1" w:unhideWhenUsed="1"/>
+    <w:lsdException w:name="Hashtag" w:semiHidden="1" w:unhideWhenUsed="1"/>
+    <w:lsdException w:name="Unresolved Mention" w:semiHidden="1" w:unhideWhenUsed="1"/>
+    <w:lsdException w:name="Smart Link" w:semiHidden="1" w:unhideWhenUsed="1"/>
   </w:latentStyles>
   <w:style w:type="paragraph" w:default="1" w:styleId="Normal">
     <w:name w:val="Normal"/>
